--- a/public/vaazlar/nl/vergeven-en-woede-beheersen.docx
+++ b/public/vaazlar/nl/vergeven-en-woede-beheersen.docx
@@ -2718,6 +2718,7 @@
                 <w:rFonts w:ascii="Amiri" w:hAnsi="Amiri" w:cs="Amiri" w:eastAsia="Amiri"/>
                 <w:b/>
                 <w:bCs/>
+                <w:noProof/>
                 <w:color w:val="00695C"/>
                 <w:sz w:val="45"/>
                 <w:szCs w:val="45"/>
@@ -3752,6 +3753,7 @@
                 <w:rFonts w:ascii="Amiri" w:hAnsi="Amiri" w:cs="Amiri" w:eastAsia="Amiri"/>
                 <w:b/>
                 <w:bCs/>
+                <w:noProof/>
                 <w:color w:val="0A1932"/>
                 <w:sz w:val="44"/>
                 <w:szCs w:val="44"/>
@@ -12268,6 +12270,7 @@
                 <w:rFonts w:ascii="Amiri" w:hAnsi="Amiri" w:cs="Amiri" w:eastAsia="Amiri"/>
                 <w:b/>
                 <w:bCs/>
+                <w:noProof/>
                 <w:color w:val="00695C"/>
                 <w:sz w:val="45"/>
                 <w:szCs w:val="45"/>
